--- a/tuan6/tuan6.docx
+++ b/tuan6/tuan6.docx
@@ -28,7 +28,7 @@
           <w:rFonts w:ascii="Times New Roman" w:hAnsi="Times New Roman" w:cs="Times New Roman"/>
           <w:lang w:val="vi-VN"/>
         </w:rPr>
-        <w:t>6</w:t>
+        <w:t>7</w:t>
       </w:r>
     </w:p>
     <w:p>
@@ -71,6 +71,7 @@
       <w:r>
         <w:rPr>
           <w:rFonts w:ascii="Times New Roman" w:hAnsi="Times New Roman" w:cs="Times New Roman"/>
+          <w:noProof/>
           <w:lang w:val="vi-VN"/>
         </w:rPr>
         <w:drawing>
@@ -120,6 +121,7 @@
       <w:r>
         <w:rPr>
           <w:rFonts w:ascii="Times New Roman" w:hAnsi="Times New Roman" w:cs="Times New Roman"/>
+          <w:noProof/>
           <w:lang w:val="vi-VN"/>
         </w:rPr>
         <w:lastRenderedPageBreak/>
@@ -170,6 +172,7 @@
       <w:r>
         <w:rPr>
           <w:rFonts w:ascii="Times New Roman" w:hAnsi="Times New Roman" w:cs="Times New Roman"/>
+          <w:noProof/>
           <w:lang w:val="vi-VN"/>
         </w:rPr>
         <w:drawing>
